--- a/docs/analisis/Arbol_de_problemas_y_soluciones.docx
+++ b/docs/analisis/Arbol_de_problemas_y_soluciones.docx
@@ -753,7 +753,7 @@
     </w:p>
     <w:p>
       <w:r>
-        <w:t>•  Dobby (por marcos): controla grupos de hilos, necesita solo 8 actuadores. Viable con un ESP32.</w:t>
+        <w:t xml:space="preserve">•  Dobby (por marcos): controla grupos de hilos, necesita solo las 4 bobinas de selección que el telar ya tiene. Viable con un ESP32.</w:t>
       </w:r>
     </w:p>
     <w:p>
@@ -774,7 +774,7 @@
     </w:p>
     <w:p>
       <w:r>
-        <w:t xml:space="preserve">En cada pasada del telar, algunos marcos suben y otros bajan; esa combinación forma el cruce de los hilos que da el dibujo. Con 8 marcos, cada pasada es simplemente cuáles de los 8 suben. El patrón repetitivo es una lista corta de esas combinaciones, que se repite en bucle. El backend le entrega esa secuencia al ESP32, y el ESP32 energiza en cada pasada los marcos que van arriba.</w:t>
+        <w:t xml:space="preserve">En cada pasada del telar, algunos marcos suben y otros bajan; esa combinación forma el cruce de los hilos que da el dibujo. Con las 4 bobinas de selección del telar, cada pasada es simplemente cuáles de las 4 se activan. El patrón repetitivo es una lista corta de esas combinaciones, que se repite en bucle. El backend le entrega esa secuencia al ESP32, y el ESP32 energiza en cada pasada los marcos que van arriba.</w:t>
       </w:r>
     </w:p>
     <w:p/>
@@ -790,7 +790,7 @@
     </w:p>
     <w:p>
       <w:r>
-        <w:t>•  8 actuadores, uno por marco: pueden ser electroimanes/solenoides que tiran de cada marco.</w:t>
+        <w:t xml:space="preserve">•  4 relés de estado sólido LCA110, uno por lector óptico: cortan la señal del lector en lugar del papel. Las bobinas de selección ya están instaladas y no se tocan.</w:t>
       </w:r>
     </w:p>
     <w:p>
@@ -800,12 +800,12 @@
     </w:p>
     <w:p>
       <w:r>
-        <w:t>•  Como son pocos, entran casi en los pines del ESP32; con un solo shift register (74HC595) sobra para manejar los 8.</w:t>
-      </w:r>
-    </w:p>
-    <w:p>
-      <w:r>
-        <w:t xml:space="preserve">•  Una fuente acorde al consumo de los actuadores.</w:t>
+        <w:t xml:space="preserve">•  Como son solo cuatro, van directo a cuatro pines del ESP32 (18, 19, 21 y 22): no hace falta un registro de desplazamiento.</w:t>
+      </w:r>
+    </w:p>
+    <w:p>
+      <w:r>
+        <w:t xml:space="preserve">•  No hace falta una fuente aparte: las bobinas siguen alimentadas por el telar con sus 24 V en alterna; el relé solo conmuta la señal del lector.</w:t>
       </w:r>
     </w:p>
     <w:p>
@@ -836,7 +836,7 @@
     </w:p>
     <w:p>
       <w:r>
-        <w:t>•  El firmware del ESP32 pasaría de accionar 3 relés (Marcha/Pausa/Retroceder) a accionar además los 8 actuadores de los marcos.</w:t>
+        <w:t xml:space="preserve">•  El firmware del ESP32 pasa de accionar 3 relés (Marcha/Pausa/Retroceder) a accionar además los 4 relés LCA110 de los lectores, en la misma placa.</w:t>
       </w:r>
     </w:p>
     <w:p>
@@ -862,7 +862,7 @@
     </w:p>
     <w:p>
       <w:r>
-        <w:t xml:space="preserve">•  Nivel 2 (alcanzable como prototipo): el ESP32 controla los marcos de un telar dobby según la secuencia que le manda el backend, tejiendo un patrón repetitivo real. Un demostrador de 8 marcos ya prueba el concepto completo, sin escalar a los cientos de hilos de un Jacquard.</w:t>
+        <w:t xml:space="preserve">•  Nivel 2 (alcanzable como prototipo): el ESP32 controla los marcos de un telar dobby según la secuencia que le manda el backend, tejiendo un patrón repetitivo real. Las 4 bobinas del C 201 ya prueban el concepto completo, sin escalar a los cientos de hilos de un Jacquard.</w:t>
       </w:r>
     </w:p>
     <w:p/>

--- a/docs/analisis/Arbol_de_problemas_y_soluciones.docx
+++ b/docs/analisis/Arbol_de_problemas_y_soluciones.docx
@@ -202,7 +202,7 @@
         </w:numPr>
       </w:pPr>
       <w:r>
-        <w:t>Se diseñó una base de datos central (PostgreSQL en Neon) con 4 Tablas: patrones, telares, historial y errores. → ataca las causas 2 y 5.</w:t>
+        <w:t>Se diseñó una base de datos central (PostgreSQL en Neon) con 4 Tablas: patrones, telares, historial y errores (después se sumaron las del ingreso de usuarios). → ataca las causas 2 y 5.</w:t>
       </w:r>
     </w:p>
     <w:p>
@@ -238,7 +238,7 @@
         </w:numPr>
       </w:pPr>
       <w:r>
-        <w:t xml:space="preserve">Se desarrolló el firmware del ESP32 que conecta el telar físico al Sistema, accionando los relés de Marcha/Pausa según lo que indica el backend. → ataca la causa 3.</w:t>
+        <w:t xml:space="preserve">Se desarrolló el firmware del ESP32 que conecta el telar físico al Sistema, accionando los relés de Marcha, Pausa y Retroceder según lo que indica el backend. → ataca la causa 3.</w:t>
       </w:r>
     </w:p>
     <w:p>
@@ -387,7 +387,7 @@
         </w:numPr>
       </w:pPr>
       <w:r>
-        <w:t xml:space="preserve">Cuarto problema — “esto sigue siendo software; el telar real no está conectado”. → Solución: se diseñó el ESP32 como gateway, que consulta el estado al backend y acciona los botones de Marcha/Pausa del telar mediante relés en paralelo, sin invadir la electrónica de la máquina y con comportamiento seguro ante fallas (fail-safe).</w:t>
+        <w:t xml:space="preserve">Cuarto problema — “esto sigue siendo software; el telar real no está conectado”. → Solución: se diseñó el ESP32 como gateway, que consulta el estado al backend y acciona los botones de Marcha, Pausa y Retroceder del telar mediante relés en paralelo, sin invadir la electrónica de la máquina y con comportamiento seguro ante fallas (fail-safe).</w:t>
       </w:r>
     </w:p>
     <w:p/>

--- a/docs/analisis/Arbol_de_problemas_y_soluciones.docx
+++ b/docs/analisis/Arbol_de_problemas_y_soluciones.docx
@@ -75,7 +75,7 @@
         </w:numPr>
       </w:pPr>
       <w:r>
-        <w:t xml:space="preserve">El prototipo inicial guardaba todo en el navegador (`localStorage`). Dependía de un único dispositivo: si se cambiaba de máquina o se borraba el caché, se perdía todo.</w:t>
+        <w:t xml:space="preserve">El prototipo inicial guardaba todo en el navegador (localStorage). Dependía de un único dispositivo: si se cambiaba de máquina o se borraba el caché, se perdía todo.</w:t>
       </w:r>
     </w:p>
     <w:p>
@@ -129,6 +129,124 @@
       </w:r>
     </w:p>
     <w:p>
+      <w:r>
+        <w:t xml:space="preserve">5. El acceso al sistema no es seguro ni personalizado: no se sabe quién hizo cada acción.</w:t>
+      </w:r>
+    </w:p>
+    <w:p>
+      <w:r>
+        <w:t xml:space="preserve">6. El conocimiento depende de la persona, no del sistema: si esa persona no está, se complica.</w:t>
+      </w:r>
+    </w:p>
+    <w:p>
+      <w:pPr>
+        <w:pBdr>
+          <w:bottom w:val="single" w:sz="6" w:space="1" w:color="auto"/>
+        </w:pBdr>
+      </w:pPr>
+    </w:p>
+    <w:p/>
+    <w:p>
+      <w:r>
+        <w:t>PARTE 2 — Árbol de soluciones</w:t>
+      </w:r>
+    </w:p>
+    <w:p>
+      <w:r>
+        <w:t>Objetivo central (el tronco, en positivo)</w:t>
+      </w:r>
+    </w:p>
+    <w:p>
+      <w:pPr>
+        <w:pStyle w:val="Prrafodelista"/>
+        <w:numPr>
+          <w:ilvl w:val="0"/>
+          <w:numId w:val="4"/>
+        </w:numPr>
+      </w:pPr>
+      <w:r>
+        <w:t xml:space="preserve">Digitalizar el diseño y el control de los dibujos de tejido, con un sistema central que guarda todo y que puede conectarse al telar físico.</w:t>
+      </w:r>
+    </w:p>
+    <w:p/>
+    <w:p>
+      <w:r>
+        <w:t>Medios (lo que se hizo para atacar cada causa)</w:t>
+      </w:r>
+    </w:p>
+    <w:p>
+      <w:pPr>
+        <w:pStyle w:val="Prrafodelista"/>
+        <w:numPr>
+          <w:ilvl w:val="0"/>
+          <w:numId w:val="2"/>
+        </w:numPr>
+      </w:pPr>
+      <w:r>
+        <w:t xml:space="preserve">Se creó un editor visual de patrones (la página web): una cuadrícula donde cada fila lleva una sola bobina (en cada pasada entra una sola trama) y el número de pasadas seguidas que se teje, con colores por fila. → ataca la causa 1.</w:t>
+      </w:r>
+    </w:p>
+    <w:p>
+      <w:pPr>
+        <w:pStyle w:val="Prrafodelista"/>
+        <w:numPr>
+          <w:ilvl w:val="0"/>
+          <w:numId w:val="2"/>
+        </w:numPr>
+      </w:pPr>
+      <w:r>
+        <w:t>Se diseñó una base de datos central (PostgreSQL en Neon) con 4 tablas: patrones, telares, historial y errores (después se sumaron las del ingreso de usuarios). → ataca las causas 2 y 5.</w:t>
+      </w:r>
+    </w:p>
+    <w:p>
+      <w:pPr>
+        <w:pStyle w:val="Prrafodelista"/>
+        <w:numPr>
+          <w:ilvl w:val="0"/>
+          <w:numId w:val="2"/>
+        </w:numPr>
+      </w:pPr>
+      <w:r>
+        <w:t xml:space="preserve">Se construyó un backend (Node.js + Express) que expone una API REST: es el intermediario único entre la interfaz, la base de datos y el telar.  → ataca la causa 2 y habilita la 3.</w:t>
+      </w:r>
+    </w:p>
+    <w:p>
+      <w:pPr>
+        <w:pStyle w:val="Prrafodelista"/>
+        <w:numPr>
+          <w:ilvl w:val="0"/>
+          <w:numId w:val="2"/>
+        </w:numPr>
+      </w:pPr>
+      <w:r>
+        <w:t xml:space="preserve">Se reemplazó el localStorage por la base de datos real: ahora cada acción se guarda en el servidor al instante, no en el navegador. → ataca la causa 4.</w:t>
+      </w:r>
+    </w:p>
+    <w:p>
+      <w:pPr>
+        <w:pStyle w:val="Prrafodelista"/>
+        <w:numPr>
+          <w:ilvl w:val="0"/>
+          <w:numId w:val="2"/>
+        </w:numPr>
+      </w:pPr>
+      <w:r>
+        <w:t xml:space="preserve">Se desarrolló el firmware del ESP32 que conecta el telar físico al sistema, accionando los relés de Marcha, Pausa y Retroceder según lo que indica el backend y avisando cuando alguien usa la botonera a mano. → ataca la causa 3.</w:t>
+      </w:r>
+    </w:p>
+    <w:p>
+      <w:pPr>
+        <w:pStyle w:val="Prrafodelista"/>
+        <w:numPr>
+          <w:ilvl w:val="0"/>
+          <w:numId w:val="2"/>
+        </w:numPr>
+      </w:pPr>
+      <w:r>
+        <w:t xml:space="preserve">Se registró el historial de producción y un log de errores en la base de datos. → ataca la causa 5.</w:t>
+      </w:r>
+    </w:p>
+    <w:p>
       <w:pPr>
         <w:pStyle w:val="Prrafodelista"/>
         <w:numPr>
@@ -137,132 +255,7 @@
         </w:numPr>
       </w:pPr>
       <w:r>
-        <w:t xml:space="preserve">El acceso al sistema no es seguro ni personalizado: no se sabe quién hizo cada acción.</w:t>
-      </w:r>
-    </w:p>
-    <w:p>
-      <w:r>
-        <w:t xml:space="preserve">5. El conocimiento depende de la persona, no del sistema: si esa persona no está, se complica.</w:t>
-      </w:r>
-    </w:p>
-    <w:p>
-      <w:pPr>
-        <w:pBdr>
-          <w:bottom w:val="single" w:sz="6" w:space="1" w:color="auto"/>
-        </w:pBdr>
-      </w:pPr>
-    </w:p>
-    <w:p/>
-    <w:p>
-      <w:r>
-        <w:t>PARTE 2 — Árbol de soluciones</w:t>
-      </w:r>
-    </w:p>
-    <w:p>
-      <w:r>
-        <w:t>Objetivo central (el tronco, en positivo)</w:t>
-      </w:r>
-    </w:p>
-    <w:p>
-      <w:pPr>
-        <w:pStyle w:val="Prrafodelista"/>
-        <w:numPr>
-          <w:ilvl w:val="0"/>
-          <w:numId w:val="4"/>
-        </w:numPr>
-      </w:pPr>
-      <w:r>
-        <w:t xml:space="preserve">Digitalizar el diseño y el control de los dibujos de tejido, con un sistema central que guarda todo y que puede conectarse al telar físico.</w:t>
-      </w:r>
-    </w:p>
-    <w:p/>
-    <w:p>
-      <w:r>
-        <w:t>Medios (lo que se hizo para atacar cada causa)</w:t>
-      </w:r>
-    </w:p>
-    <w:p>
-      <w:pPr>
-        <w:pStyle w:val="Prrafodelista"/>
-        <w:numPr>
-          <w:ilvl w:val="0"/>
-          <w:numId w:val="2"/>
-        </w:numPr>
-      </w:pPr>
-      <w:r>
-        <w:t xml:space="preserve">Se creó un editor visual de patrones (la página web): una cuadrícula donde se define, celda por celda, cuántas pasadas lleva cada punto, con colores por fila. → ataca la causa 1.</w:t>
-      </w:r>
-    </w:p>
-    <w:p>
-      <w:pPr>
-        <w:pStyle w:val="Prrafodelista"/>
-        <w:numPr>
-          <w:ilvl w:val="0"/>
-          <w:numId w:val="2"/>
-        </w:numPr>
-      </w:pPr>
-      <w:r>
-        <w:t>Se diseñó una base de datos central (PostgreSQL en Neon) con 4 Tablas: patrones, telares, historial y errores (después se sumaron las del ingreso de usuarios). → ataca las causas 2 y 5.</w:t>
-      </w:r>
-    </w:p>
-    <w:p>
-      <w:pPr>
-        <w:pStyle w:val="Prrafodelista"/>
-        <w:numPr>
-          <w:ilvl w:val="0"/>
-          <w:numId w:val="2"/>
-        </w:numPr>
-      </w:pPr>
-      <w:r>
-        <w:t xml:space="preserve">Se construyó un backend (Node.js + Express) que expone una API REST: Es el intermediario único entre la interfaz, la base de datos y el telar.  → ataca la causa 2 y habilita la 3.</w:t>
-      </w:r>
-    </w:p>
-    <w:p>
-      <w:pPr>
-        <w:pStyle w:val="Prrafodelista"/>
-        <w:numPr>
-          <w:ilvl w:val="0"/>
-          <w:numId w:val="2"/>
-        </w:numPr>
-      </w:pPr>
-      <w:r>
-        <w:t xml:space="preserve">Se reemplazó el `localStorage` por la base de datos real: ahora cada acción se guarda en el servidor al instante, no en el navegador. → ataca la causa 4.</w:t>
-      </w:r>
-    </w:p>
-    <w:p>
-      <w:pPr>
-        <w:pStyle w:val="Prrafodelista"/>
-        <w:numPr>
-          <w:ilvl w:val="0"/>
-          <w:numId w:val="2"/>
-        </w:numPr>
-      </w:pPr>
-      <w:r>
-        <w:t xml:space="preserve">Se desarrolló el firmware del ESP32 que conecta el telar físico al Sistema, accionando los relés de Marcha, Pausa y Retroceder según lo que indica el backend. → ataca la causa 3.</w:t>
-      </w:r>
-    </w:p>
-    <w:p>
-      <w:pPr>
-        <w:pStyle w:val="Prrafodelista"/>
-        <w:numPr>
-          <w:ilvl w:val="0"/>
-          <w:numId w:val="2"/>
-        </w:numPr>
-      </w:pPr>
-      <w:r>
-        <w:t xml:space="preserve">Se registró el historial de producción y un log de errores en la base de datos. → ataca la causa 5.</w:t>
-      </w:r>
-    </w:p>
-    <w:p>
-      <w:pPr>
-        <w:pStyle w:val="Prrafodelista"/>
-        <w:numPr>
-          <w:ilvl w:val="0"/>
-          <w:numId w:val="1"/>
-        </w:numPr>
-      </w:pPr>
-      <w:r>
-        <w:t xml:space="preserve">Se agregó un login por huella dactilar (con el estándar WebAuthn), para que el acceso al sistema sea seguro y personal. La huella nunca se guarda en el servidor: solo se almacena una clave pública para verificar la identidad.</w:t>
+        <w:t xml:space="preserve">Se agregó un login por huella dactilar (con el estándar WebAuthn), para que el acceso al sistema sea seguro y personal. La huella nunca se guarda en el servidor: solo se almacena una clave pública para verificar la identidad. → ataca la causa 6.</w:t>
       </w:r>
     </w:p>
     <w:p/>
@@ -297,15 +290,8 @@
       </w:r>
     </w:p>
     <w:p>
-      <w:pPr>
-        <w:pStyle w:val="Prrafodelista"/>
-        <w:numPr>
-          <w:ilvl w:val="0"/>
-          <w:numId w:val="1"/>
-        </w:numPr>
-      </w:pPr>
-      <w:r>
-        <w:t xml:space="preserve">El acceso es seguro y trazable: cada operario entra con su huella, sin contraseñas que se puedan compartir o perder.</w:t>
+      <w:r>
+        <w:t xml:space="preserve">6. El acceso es seguro y trazable: cada operario entra con su huella, sin contraseñas que se puedan compartir o perder.</w:t>
       </w:r>
     </w:p>
     <w:p>
@@ -335,7 +321,7 @@
         </w:numPr>
       </w:pPr>
       <w:r>
-        <w:t xml:space="preserve">Punto de partida: había un prototipo que solo funcionaba en el navegador, con todo guardado en `localStorage`. Servía para dibujar, pero no era un sistema: sin servidor, sin base de datos, sin conexión a nada.</w:t>
+        <w:t xml:space="preserve">Punto de partida: había un prototipo que solo funcionaba en el navegador, con todo guardado en localStorage. Servía para dibujar, pero no era un sistema: sin servidor, sin base de datos, sin conexión a nada.</w:t>
       </w:r>
     </w:p>
     <w:p/>
@@ -348,7 +334,7 @@
         </w:numPr>
       </w:pPr>
       <w:r>
-        <w:t xml:space="preserve">Primer problema detectado — “los datos se pierden y no se comparten”. → Solución: montar un backend con base de datos. Se diseñó el modelo de 4 tablas y se construyó la API REST. La web se reconectó para hablar con esa API en vez de con `localStorage`.</w:t>
+        <w:t xml:space="preserve">Primer problema detectado — “los datos se pierden y no se comparten”. → Solución: montar un backend con base de datos. Se diseñó el modelo de 4 tablas y se construyó la API REST. La web se reconectó para hablar con esa API en vez de con localStorage.</w:t>
       </w:r>
     </w:p>
     <w:p/>
@@ -406,7 +392,7 @@
     <w:p/>
     <w:p>
       <w:r>
-        <w:t xml:space="preserve">Resultado: un sistema donde el problema central  quedó resuelto de punta a punta: se diseña en la web, se guarda en la base de datos a través del backend, y (en la etapa final de hardware) se ejecuta en el telar real mediante el ESP32.</w:t>
+        <w:t xml:space="preserve">Resultado: un sistema donde el problema central quedó resuelto de punta a punta: se diseña en la web, se guarda en la base de datos a través del backend, y (en la etapa final de hardware) se ejecuta en el telar real mediante el ESP32.</w:t>
       </w:r>
     </w:p>
     <w:p/>
@@ -525,7 +511,7 @@
     </w:p>
     <w:p>
       <w:r>
-        <w:t>Controla el arranque y la pausa del telar. Para eso usa tres relés (interruptores electrónicos) conectados en paralelo con los botones físicos de Marcha, Pausa y Retroceder de la máquina. Energizar un relé por un instante equivale a "apretar" ese botón, sin intervenir el cableado interno del telar. La conexión en paralelo es importante: significa que la botonera manual del telar sigue funcionando exactamente igual que antes, y el operario puede usarla en cualquier momento.</w:t>
+        <w:t>Controla el arranque, la pausa y el retroceso del telar. Para eso usa tres relés (interruptores electrónicos) conectados en paralelo con los botones físicos de Marcha, Pausa y Retroceder de la máquina. Energizar un relé por un instante equivale a "apretar" ese botón, sin intervenir el cableado interno del telar. La conexión en paralelo es importante: significa que la botonera manual del telar sigue funcionando exactamente igual que antes, y el operario puede usarla en cualquier momento.</w:t>
       </w:r>
     </w:p>
     <w:p/>
@@ -547,16 +533,21 @@
         <w:t xml:space="preserve">•  Pausa (detención): cuando desde la web se detiene la producción, el ESP32 envía un pulso al relé de Pausa, y la máquina se detiene.</w:t>
       </w:r>
     </w:p>
-    <w:p/>
-    <w:p>
-      <w:r>
-        <w:t xml:space="preserve">De esta forma, una acción tan simple como asignar un patrón o tocar "Detener" en el celular se traduce, a través del backend y del ESP32, en un arranque o una parada real de la máquina. El ESP32 se comunica siempre con el mismo backend y la misma API que usa la página web, por lo que sumar el hardware no obligó a rediseñar el sistema: solo se agregó un nuevo "cliente" que, en vez de mostrar información en una pantalla, mueve un telar.</w:t>
-      </w:r>
-    </w:p>
-    <w:p/>
-    <w:p>
-      <w:r>
-        <w:t xml:space="preserve">Aclaración de alcance: en esta etapa el ESP32 comanda el arranque y la pausa del telar. La medición de las pasadas físicas del hilo mediante un sensor queda fuera del alcance actual del proyecto; el sistema ya está preparado para incorporarla más adelante sin cambios de fondo.</w:t>
+    <w:p>
+      <w:r>
+        <w:t xml:space="preserve">•  Retroceder: cuando desde la web se toca ⏪ (con confirmación), el ESP32 envía un pulso al relé de Retroceder, y la máquina retrocede una pasada.</w:t>
+      </w:r>
+    </w:p>
+    <w:p/>
+    <w:p>
+      <w:r>
+        <w:t xml:space="preserve">De esta forma, una acción tan simple como asignar un patrón o tocar "Pausa" en el celular se traduce, a través del backend y del ESP32, en un arranque o una parada real de la máquina. El ESP32 se comunica siempre con el mismo backend y la misma API que usa la página web, por lo que sumar el hardware no obligó a rediseñar el sistema: solo se agregó un nuevo "cliente" que, en vez de mostrar información en una pantalla, mueve un telar.</w:t>
+      </w:r>
+    </w:p>
+    <w:p/>
+    <w:p>
+      <w:r>
+        <w:t xml:space="preserve">Aclaración de alcance: en esta etapa el ESP32 comanda el arranque, la pausa y el retroceso del telar. La medición de las pasadas físicas mediante el sensor inductivo del Bloque C forma parte del alcance de esta etapa: el sensor entrega un pulso por cada giro completo de un eje del telar, de modo que el avance registrado corresponde al movimiento real de la máquina.</w:t>
       </w:r>
     </w:p>
     <w:p/>
@@ -573,7 +564,7 @@
     <w:p/>
     <w:p>
       <w:r>
-        <w:t xml:space="preserve">Esta sección aclara qué parte del telar controla el sistema hoy y qué quedaría como evolución futura. Es importante para entender el alcance real del proyecto y para explicarlo bien en la presentación.</w:t>
+        <w:t xml:space="preserve">Esta sección aclara qué parte del telar controla el sistema hoy y qué queda como evolución. Es importante para entender el alcance real del proyecto y para explicarlo bien en la presentación. El relevamiento confirmó que el telar de implementación (Vamatex C 201) no es un Jacquard de tarjetas sino un telar con cinta de papel perforada y cuatro bobinas de selección; las explicaciones de abajo conservan el análisis inicial, y la vía que se sigue es la del control por marcos de la parte 6.</w:t>
       </w:r>
     </w:p>
     <w:p/>
@@ -594,7 +585,7 @@
     </w:p>
     <w:p>
       <w:r>
-        <w:t xml:space="preserve">1.  La máquina de accionamiento. Es la que mueve el telar: arranca, para, avanza y retrocede el tejido. Se opera con la botonera física (Marcha / Pausa).</w:t>
+        <w:t xml:space="preserve">1.  La máquina de accionamiento. Es la que mueve el telar: arranca, para, avanza y retrocede el tejido. Se opera con la botonera física (Marcha / Pausa / Retroceder).</w:t>
       </w:r>
     </w:p>
     <w:p>
@@ -639,7 +630,7 @@
     </w:p>
     <w:p>
       <w:r>
-        <w:t xml:space="preserve">•  Estado: resuelto en el diseño y probado a nivel de código.</w:t>
+        <w:t xml:space="preserve">•  Estado: instalado y probado en el telar el 19/09/2026.</w:t>
       </w:r>
     </w:p>
     <w:p>
@@ -654,7 +645,7 @@
     </w:p>
     <w:p>
       <w:r>
-        <w:t xml:space="preserve">Este nivel es el alcance actual del proyecto y no tiene inconvenientes de fondo.</w:t>
+        <w:t xml:space="preserve">Este nivel ya está instalado en el telar y no tiene inconvenientes de fondo.</w:t>
       </w:r>
     </w:p>
     <w:p/>
@@ -663,27 +654,27 @@
         <w:rPr>
           <w:b/>
         </w:rPr>
-        <w:t xml:space="preserve">Nivel 2 — Dictar la secuencia del patrón (evolución futura)</w:t>
-      </w:r>
-    </w:p>
-    <w:p>
-      <w:r>
-        <w:t xml:space="preserve">Reemplazar por completo a la máquina lectora significa que el sistema no solo dé Play, sino que le entregue al telar la secuencia completa del dibujo (qué hacer en cada pasada), ocupando el lugar de las tarjetas perforadas del Jacquard.</w:t>
-      </w:r>
-    </w:p>
-    <w:p>
-      <w:r>
-        <w:t xml:space="preserve">•  Estado: fuera del alcance de esta etapa. Es la meta a la que apunta el proyecto, pero requiere un paso de estudio previo.</w:t>
-      </w:r>
-    </w:p>
-    <w:p>
-      <w:r>
-        <w:t xml:space="preserve">•  El punto a resolver: en este telar la lectura es un mecanismo Jacquard por tarjetas perforadas físicas (no digitalizado): es un sistema mecánico, no una señal eléctrica simple. Por eso reemplazarlo no es tan directo como el Nivel 1.</w:t>
-      </w:r>
-    </w:p>
-    <w:p>
-      <w:r>
-        <w:t xml:space="preserve">•  Camino probable: llegar al Nivel 2 implicaría un retrofit del Jacquard —es decir, un Jacquard electrónico (o un mecanismo que seleccione los hilos por electroimanes/actuadores) que reciba la secuencia desde el backend en lugar de leerla de las tarjetas. Eso es un proyecto de hardware en sí mismo, sobre la mecánica del telar, y excede la etapa actual.</w:t>
+        <w:t xml:space="preserve">Nivel 2 — Dictar la secuencia del patrón (en desarrollo)</w:t>
+      </w:r>
+    </w:p>
+    <w:p>
+      <w:r>
+        <w:t xml:space="preserve">Reemplazar por completo a la máquina lectora significa que el sistema no solo dé Marcha, sino que le entregue al telar la secuencia completa del dibujo (qué hacer en cada pasada), ocupando el lugar de las tarjetas perforadas (en este telar, la cinta de papel).</w:t>
+      </w:r>
+    </w:p>
+    <w:p>
+      <w:r>
+        <w:t xml:space="preserve">•  Estado: en desarrollo. El sensor de pasada y el relé de selección se probaron en protoboard el 10/10/2026, y se está armando la plaqueta para probarlo en la máquina.</w:t>
+      </w:r>
+    </w:p>
+    <w:p>
+      <w:r>
+        <w:t xml:space="preserve">•  El punto a resolver: la lectura parecía un mecanismo Jacquard por tarjetas perforadas físicas (no digitalizado), un sistema mecánico y no una señal eléctrica simple. El relevamiento mostró que en este telar la secuencia la lee un lector óptico sobre una cinta de papel, que da una señal eléctrica por bobina, y eso simplifica el reemplazo.</w:t>
+      </w:r>
+    </w:p>
+    <w:p>
+      <w:r>
+        <w:t xml:space="preserve">•  Camino elegido: un relé LCA110 en el lugar de cada lector óptico, comandado por el ESP32 con la secuencia que recibe del backend, para que las bobinas de selección la reciban en lugar de leerla de la cinta. Es un proyecto de hardware en sí mismo, pero no toca la mecánica del telar.</w:t>
       </w:r>
     </w:p>
     <w:p/>
@@ -704,13 +695,13 @@
     </w:p>
     <w:p>
       <w:r>
-        <w:t xml:space="preserve">•  Como evolución (Nivel 2): que el ESP32 (o un Jacquard electrónico de retrofit) le dicte la secuencia completa al telar, reemplazando físicamente a las tarjetas perforadas. Depende de intervenir el mecanismo Jacquard, y queda planteado como el siguiente paso una vez validado el prototipo en un único telar.</w:t>
-      </w:r>
-    </w:p>
-    <w:p/>
-    <w:p>
-      <w:r>
-        <w:t xml:space="preserve">En una frase: hoy el sistema decide y guarda el "qué tejer", y el ESP32 puede arrancar y parar el telar; que además le dicte físicamente cada pasada, ocupando el lugar de las tarjetas del Jacquard, es la evolución que sigue.</w:t>
+        <w:t xml:space="preserve">•  En desarrollo (Nivel 2): que el ESP32 le dicte la secuencia completa al telar, reemplazando a la cinta perforada, con un relé LCA110 en el lugar de cada lector óptico.</w:t>
+      </w:r>
+    </w:p>
+    <w:p/>
+    <w:p>
+      <w:r>
+        <w:t xml:space="preserve">En una frase: hoy el sistema decide y guarda el "qué tejer", y el ESP32 arranca, pausa y retrocede el telar; que además le dicte cada pasada, ocupando el lugar de la cinta perforada, es lo que se está desarrollando.</w:t>
       </w:r>
     </w:p>
     <w:p/>
@@ -774,7 +765,7 @@
     </w:p>
     <w:p>
       <w:r>
-        <w:t xml:space="preserve">En cada pasada del telar, algunos marcos suben y otros bajan; esa combinación forma el cruce de los hilos que da el dibujo. Con las 4 bobinas de selección del telar, cada pasada es simplemente cuáles de las 4 se activan. El patrón repetitivo es una lista corta de esas combinaciones, que se repite en bucle. El backend le entrega esa secuencia al ESP32, y el ESP32 energiza en cada pasada los marcos que van arriba.</w:t>
+        <w:t xml:space="preserve">En cada pasada del telar, algunos marcos suben y otros bajan; esa combinación forma el cruce de los hilos que da el dibujo. En este sistema, cada pasada se reduce a indicar cuál de las 4 bobinas de selección se activa: en cada pasada entra una sola trama. El patrón repetitivo es una lista corta de bobinas, cada una tantas pasadas seguidas como indique su fila, que se repite en bucle. El backend le entrega esa secuencia al ESP32, y el ESP32 activa en cada pasada la bobina que corresponde.</w:t>
       </w:r>
     </w:p>
     <w:p/>
@@ -795,7 +786,7 @@
     </w:p>
     <w:p>
       <w:r>
-        <w:t xml:space="preserve">•  El ESP32 recibe la secuencia del backend y activa los marcos que van arriba en cada pasada.</w:t>
+        <w:t xml:space="preserve">•  El ESP32 recibe la secuencia del backend y, en cada pasada, activa la bobina que corresponde a través del relé LCA110 de su lector.</w:t>
       </w:r>
     </w:p>
     <w:p>
@@ -826,7 +817,7 @@
     </w:p>
     <w:p>
       <w:r>
-        <w:t xml:space="preserve">•  El editor ya define una matriz de pasadas que se repite. Solo hay que interpretar cada fila como "qué marcos suben en esta pasada".</w:t>
+        <w:t xml:space="preserve">•  El editor ya define una matriz de pasadas que se repite. Cada fila de esa matriz indica qué bobina se activa y cuántas pasadas seguidas se teje.</w:t>
       </w:r>
     </w:p>
     <w:p>
@@ -841,7 +832,7 @@
     </w:p>
     <w:p>
       <w:r>
-        <w:t xml:space="preserve">En otras palabras: la parte de software ya está casi lista; lo que se suma es la parte física de los marcos, que ahora es chica.</w:t>
+        <w:t xml:space="preserve">En otras palabras: la parte de software ya está casi lista; lo que se suma es la parte física (un relé por lector óptico), que ahora es chica.</w:t>
       </w:r>
     </w:p>
     <w:p/>
@@ -862,7 +853,7 @@
     </w:p>
     <w:p>
       <w:r>
-        <w:t xml:space="preserve">•  Nivel 2 (alcanzable como prototipo): el ESP32 controla los marcos de un telar dobby según la secuencia que le manda el backend, tejiendo un patrón repetitivo real. Las 4 bobinas del C 201 ya prueban el concepto completo, sin escalar a los cientos de hilos de un Jacquard.</w:t>
+        <w:t xml:space="preserve">•  Nivel 2 (alcanzable como prototipo): el ESP32 comanda las bobinas de selección de un telar dobby según la secuencia que le manda el backend, tejiendo un patrón repetitivo real. Las 4 bobinas del C 201 ya prueban el concepto completo, sin escalar a los cientos de hilos de un Jacquard.</w:t>
       </w:r>
     </w:p>
     <w:p/>

--- a/docs/analisis/Arbol_de_problemas_y_soluciones.docx
+++ b/docs/analisis/Arbol_de_problemas_y_soluciones.docx
@@ -207,7 +207,7 @@
         </w:numPr>
       </w:pPr>
       <w:r>
-        <w:t xml:space="preserve">Se construyó un backend (Node.js + Express) que expone una API REST: es el intermediario único entre la interfaz, la base de datos y el telar.  → ataca la causa 2 y habilita la 3.</w:t>
+        <w:t xml:space="preserve">Se construyó un backend (Node.js + Express) que expone una API REST: es el intermediario único entre la interfaz, la base de datos y el telar. → ataca la causa 2 y habilita la 3.</w:t>
       </w:r>
     </w:p>
     <w:p>

--- a/docs/analisis/Arbol_de_problemas_y_soluciones.docx
+++ b/docs/analisis/Arbol_de_problemas_y_soluciones.docx
@@ -482,7 +482,7 @@
     </w:p>
     <w:p>
       <w:r>
-        <w:t xml:space="preserve">2.  Compara ese estado deseado con el estado actual de la máquina.</w:t>
+        <w:t xml:space="preserve">2.  Compara ese estado deseado con el de la consulta anterior.</w:t>
       </w:r>
     </w:p>
     <w:p>
@@ -781,7 +781,7 @@
     </w:p>
     <w:p>
       <w:r>
-        <w:t xml:space="preserve">•  4 relés de estado sólido LCA110, uno por lector óptico: cortan la señal del lector en lugar del papel. Las bobinas de selección ya están instaladas y no se tocan.</w:t>
+        <w:t xml:space="preserve">•  4 relés de estado sólido LCA110, uno por lector óptico: cada uno da la señal en el lugar de su lector (que se desconecta), como lo haría un agujero del papel. Las bobinas de selección ya están instaladas y no se tocan.</w:t>
       </w:r>
     </w:p>
     <w:p>
@@ -859,7 +859,7 @@
     <w:p/>
     <w:p>
       <w:r>
-        <w:t xml:space="preserve">Aclaración honesta de alcance: esto aplica si el telar es —o puede adaptarse a— control por marcos. Conviene confirmar si el telar levanta los hilos por marcos (pocos cuadros que suben y bajan) o cada hilo por separado con las tarjetas. En cualquier caso, para el tipo de tejido repetitivo de esta planta, el control por marcos es la vía correcta y está al alcance de un prototipo con ESP32.</w:t>
+        <w:t xml:space="preserve">Aclaración honesta de alcance: esto aplica si el telar es —o puede adaptarse a— control por marcos. El relevamiento lo confirmó: el C 201 es un dobby que lee una cinta de papel perforada y selecciona con cuatro bobinas, así que el retrofit es directo. En cualquier caso, para el tipo de tejido repetitivo de esta planta, el control por marcos es la vía correcta y está al alcance de un prototipo con ESP32.</w:t>
       </w:r>
     </w:p>
     <w:sectPr>

--- a/docs/analisis/Arbol_de_problemas_y_soluciones.docx
+++ b/docs/analisis/Arbol_de_problemas_y_soluciones.docx
@@ -664,7 +664,7 @@
     </w:p>
     <w:p>
       <w:r>
-        <w:t xml:space="preserve">•  Estado: en desarrollo. El sensor de pasada y el relé de selección se probaron en protoboard el 10/10/2026, y se está armando la plaqueta para probarlo en la máquina.</w:t>
+        <w:t xml:space="preserve">•  Estado: en desarrollo. El sensor de pasada y el relé de selección se probaron en protoboard el 10/10/2026, y el 17/10/2026 en la máquina, todavía en protoboard: el sensor cuenta las pasadas y el primer canal seleccionó bien. Se están armando las plaquetas para instalar los cuatro canales.</w:t>
       </w:r>
     </w:p>
     <w:p>

--- a/docs/analisis/Arbol_de_problemas_y_soluciones.docx
+++ b/docs/analisis/Arbol_de_problemas_y_soluciones.docx
@@ -26,6 +26,9 @@
     </w:p>
     <w:p/>
     <w:p>
+      <w:pPr>
+        <w:keepNext/>
+      </w:pPr>
       <w:r>
         <w:t>Causas (las raíces — por qué pasa):</w:t>
       </w:r>
@@ -399,6 +402,9 @@
     <w:p/>
     <w:p/>
     <w:p>
+      <w:pPr>
+        <w:keepNext/>
+      </w:pPr>
       <w:r>
         <w:rPr>
           <w:b/>
@@ -408,8 +414,15 @@
         <w:t xml:space="preserve">PARTE 4 — Función del proyecto y del ESP32</w:t>
       </w:r>
     </w:p>
-    <w:p/>
-    <w:p>
+    <w:p>
+      <w:pPr>
+        <w:keepNext/>
+      </w:pPr>
+    </w:p>
+    <w:p>
+      <w:pPr>
+        <w:keepNext/>
+      </w:pPr>
       <w:r>
         <w:rPr>
           <w:b/>
@@ -426,6 +439,9 @@
     </w:p>
     <w:p/>
     <w:p>
+      <w:pPr>
+        <w:keepNext/>
+      </w:pPr>
       <w:r>
         <w:t xml:space="preserve">En resumen, el sistema completo:</w:t>
       </w:r>
@@ -452,6 +468,9 @@
     </w:p>
     <w:p/>
     <w:p>
+      <w:pPr>
+        <w:keepNext/>
+      </w:pPr>
       <w:r>
         <w:rPr>
           <w:b/>
@@ -468,6 +487,9 @@
     </w:p>
     <w:p/>
     <w:p>
+      <w:pPr>
+        <w:keepNext/>
+      </w:pPr>
       <w:r>
         <w:rPr>
           <w:b/>
@@ -502,6 +524,9 @@
     </w:p>
     <w:p/>
     <w:p>
+      <w:pPr>
+        <w:keepNext/>
+      </w:pPr>
       <w:r>
         <w:rPr>
           <w:b/>
@@ -516,6 +541,9 @@
     </w:p>
     <w:p/>
     <w:p>
+      <w:pPr>
+        <w:keepNext/>
+      </w:pPr>
       <w:r>
         <w:rPr>
           <w:b/>
@@ -552,6 +580,9 @@
     </w:p>
     <w:p/>
     <w:p>
+      <w:pPr>
+        <w:keepNext/>
+      </w:pPr>
       <w:r>
         <w:rPr>
           <w:b/>
@@ -561,7 +592,11 @@
         <w:t xml:space="preserve">PARTE 5 — Niveles de control del telar (alcance del ESP32)</w:t>
       </w:r>
     </w:p>
-    <w:p/>
+    <w:p>
+      <w:pPr>
+        <w:keepNext/>
+      </w:pPr>
+    </w:p>
     <w:p>
       <w:r>
         <w:t xml:space="preserve">Esta sección aclara qué parte del telar controla el sistema hoy y qué queda como evolución. Es importante para entender el alcance real del proyecto y para explicarlo bien en la presentación. El relevamiento confirmó que el telar de implementación (Vamatex C 201) no es un Jacquard de tarjetas sino un telar con cinta de papel perforada y cuatro bobinas de selección; las explicaciones de abajo conservan el análisis inicial, y la vía que se sigue es la del control por marcos de la parte 6.</w:t>
@@ -569,6 +604,9 @@
     </w:p>
     <w:p/>
     <w:p>
+      <w:pPr>
+        <w:keepNext/>
+      </w:pPr>
       <w:r>
         <w:rPr>
           <w:b/>
@@ -579,6 +617,9 @@
       </w:r>
     </w:p>
     <w:p>
+      <w:pPr>
+        <w:keepNext/>
+      </w:pPr>
       <w:r>
         <w:t xml:space="preserve">En este tipo de telar (tejido plano con mecanismo Jacquard) conviven dos funciones bien separadas:</w:t>
       </w:r>
@@ -600,6 +641,9 @@
     </w:p>
     <w:p/>
     <w:p>
+      <w:pPr>
+        <w:keepNext/>
+      </w:pPr>
       <w:r>
         <w:rPr>
           <w:b/>
@@ -616,6 +660,9 @@
     </w:p>
     <w:p/>
     <w:p>
+      <w:pPr>
+        <w:keepNext/>
+      </w:pPr>
       <w:r>
         <w:rPr>
           <w:b/>
@@ -650,6 +697,9 @@
     </w:p>
     <w:p/>
     <w:p>
+      <w:pPr>
+        <w:keepNext/>
+      </w:pPr>
       <w:r>
         <w:rPr>
           <w:b/>
@@ -679,6 +729,9 @@
     </w:p>
     <w:p/>
     <w:p>
+      <w:pPr>
+        <w:keepNext/>
+      </w:pPr>
       <w:r>
         <w:rPr>
           <w:b/>
@@ -706,6 +759,9 @@
     </w:p>
     <w:p/>
     <w:p>
+      <w:pPr>
+        <w:keepNext/>
+      </w:pPr>
       <w:r>
         <w:rPr>
           <w:b/>
@@ -715,7 +771,11 @@
         <w:t xml:space="preserve">PARTE 6 — La solución viable para el Nivel 2: control por marcos (dobby)</w:t>
       </w:r>
     </w:p>
-    <w:p/>
+    <w:p>
+      <w:pPr>
+        <w:keepNext/>
+      </w:pPr>
+    </w:p>
     <w:p>
       <w:r>
         <w:t xml:space="preserve">Como los tejidos de esta planta son mayormente patrones simples y repetitivos (por ejemplo, una cortina donde un dibujo se repite constantemente), y no logos ni figuras complejas, el Nivel 2 deja de ser una meta lejana y se vuelve alcanzable como prototipo real. Esta parte explica cómo.</w:t>
@@ -723,6 +783,9 @@
     </w:p>
     <w:p/>
     <w:p>
+      <w:pPr>
+        <w:keepNext/>
+      </w:pPr>
       <w:r>
         <w:rPr>
           <w:b/>
@@ -754,6 +817,9 @@
     </w:p>
     <w:p/>
     <w:p>
+      <w:pPr>
+        <w:keepNext/>
+      </w:pPr>
       <w:r>
         <w:rPr>
           <w:b/>
@@ -770,6 +836,9 @@
     </w:p>
     <w:p/>
     <w:p>
+      <w:pPr>
+        <w:keepNext/>
+      </w:pPr>
       <w:r>
         <w:rPr>
           <w:b/>
@@ -806,6 +875,9 @@
     </w:p>
     <w:p/>
     <w:p>
+      <w:pPr>
+        <w:keepNext/>
+      </w:pPr>
       <w:r>
         <w:rPr>
           <w:b/>
@@ -837,6 +909,9 @@
     </w:p>
     <w:p/>
     <w:p>
+      <w:pPr>
+        <w:keepNext/>
+      </w:pPr>
       <w:r>
         <w:rPr>
           <w:b/>

--- a/docs/analisis/Arbol_de_problemas_y_soluciones.docx
+++ b/docs/analisis/Arbol_de_problemas_y_soluciones.docx
@@ -714,7 +714,7 @@
     </w:p>
     <w:p>
       <w:r>
-        <w:t xml:space="preserve">•  Estado: en desarrollo. El sensor de pasada y el relé de selección se probaron en protoboard el 10/10/2026, y el 17/10/2026 en la máquina, todavía en protoboard: el sensor cuenta las pasadas y el primer canal seleccionó bien. Se están armando las plaquetas para instalar los cuatro canales.</w:t>
+        <w:t xml:space="preserve">•  Estado: en desarrollo. El sensor de pasada y el relé de selección se probaron en protoboard el 10/10/2026, y el 17/10/2026 en la máquina, todavía en protoboard: el sensor cuenta las pasadas y el primer canal seleccionó bien. Las plaquetas para instalar los cuatro canales ya están soldadas (20/10/2026).</w:t>
       </w:r>
     </w:p>
     <w:p>

--- a/docs/analisis/Arbol_de_problemas_y_soluciones.docx
+++ b/docs/analisis/Arbol_de_problemas_y_soluciones.docx
@@ -704,7 +704,7 @@
         <w:rPr>
           <w:b/>
         </w:rPr>
-        <w:t xml:space="preserve">Nivel 2 — Dictar la secuencia del patrón (en desarrollo)</w:t>
+        <w:t xml:space="preserve">Nivel 2 — Dictar la secuencia del patrón (instalado y probado)</w:t>
       </w:r>
     </w:p>
     <w:p>
@@ -714,7 +714,7 @@
     </w:p>
     <w:p>
       <w:r>
-        <w:t xml:space="preserve">•  Estado: en desarrollo. El sensor de pasada y el relé de selección se probaron en protoboard el 10/10/2026, y el 17/10/2026 en la máquina, todavía en protoboard: el sensor cuenta las pasadas y el primer canal seleccionó bien. Las plaquetas para instalar los cuatro canales ya están soldadas (20/10/2026).</w:t>
+        <w:t xml:space="preserve">•  Estado: instalado y probado en el telar el 28/10/2026, con el gabinete y los cuatro canales: el sensor cuenta las pasadas y cada relé LCA110 selecciona su bobina según el dibujo cargado en la aplicación. Antes se había probado en protoboard (10/10/2026) y con el primer canal en la máquina (17/10/2026).</w:t>
       </w:r>
     </w:p>
     <w:p>
@@ -748,7 +748,7 @@
     </w:p>
     <w:p>
       <w:r>
-        <w:t xml:space="preserve">•  En desarrollo (Nivel 2): que el ESP32 le dicte la secuencia completa al telar, reemplazando a la cinta perforada, con un relé LCA110 en el lugar de cada lector óptico.</w:t>
+        <w:t xml:space="preserve">•  Instalado y probado el 28/10/2026 (Nivel 2): que el ESP32 le dicte la secuencia completa al telar, reemplazando a la cinta perforada, con un relé LCA110 en el lugar de cada lector óptico.</w:t>
       </w:r>
     </w:p>
     <w:p/>

--- a/docs/analisis/Arbol_de_problemas_y_soluciones.docx
+++ b/docs/analisis/Arbol_de_problemas_y_soluciones.docx
@@ -714,7 +714,7 @@
     </w:p>
     <w:p>
       <w:r>
-        <w:t xml:space="preserve">•  Estado: instalado y probado en el telar el 28/10/2026, con el gabinete y los cuatro canales: el sensor cuenta las pasadas y cada relé LCA110 selecciona su bobina según el dibujo cargado en la aplicación. Antes se había probado en protoboard (10/10/2026) y con el primer canal en la máquina (17/10/2026).</w:t>
+        <w:t xml:space="preserve">•  Estado: instalado y probado en el telar el 30/10/2026, con el gabinete y los cuatro canales: el sensor cuenta las pasadas y cada relé LCA110 selecciona su bobina según el dibujo cargado en la aplicación. Antes se había probado en protoboard (10/10/2026) y con el primer canal en la máquina (17/10/2026).</w:t>
       </w:r>
     </w:p>
     <w:p>
@@ -748,7 +748,7 @@
     </w:p>
     <w:p>
       <w:r>
-        <w:t xml:space="preserve">•  Instalado y probado el 28/10/2026 (Nivel 2): que el ESP32 le dicte la secuencia completa al telar, reemplazando a la cinta perforada, con un relé LCA110 en el lugar de cada lector óptico.</w:t>
+        <w:t xml:space="preserve">•  Instalado y probado el 30/10/2026 (Nivel 2): que el ESP32 le dicte la secuencia completa al telar, reemplazando a la cinta perforada, con un relé LCA110 en el lugar de cada lector óptico.</w:t>
       </w:r>
     </w:p>
     <w:p/>
